--- a/_materials/docs/out/Акт № 3 от 15.08.2026 (период с 01.05.2026 по 31.07.2026).docx
+++ b/_materials/docs/out/Акт № 3 от 15.08.2026 (период с 01.05.2026 по 31.07.2026).docx
@@ -668,7 +668,7 @@
                 <w:b w:val="0"/>
                 <w:sz w:val="18"/>
               </w:rPr>
-              <w:t>Р/с __________________</w:t>
+              <w:t>Р/с 40702810924800001187</w:t>
             </w:r>
           </w:p>
           <w:p>
@@ -680,7 +680,7 @@
                 <w:b w:val="0"/>
                 <w:sz w:val="18"/>
               </w:rPr>
-              <w:t>__________________, БИК __________________</w:t>
+              <w:t>Филиал «Центральный» Банка ВТБ (ПАО), БИК 044525411</w:t>
             </w:r>
           </w:p>
           <w:p>
@@ -692,7 +692,7 @@
                 <w:b w:val="0"/>
                 <w:sz w:val="18"/>
               </w:rPr>
-              <w:t>К/с __________________</w:t>
+              <w:t>К/с 30101810145250000411</w:t>
             </w:r>
           </w:p>
           <w:p>

--- a/_materials/docs/out/Акт № 3 от 15.08.2026 (период с 01.05.2026 по 31.07.2026).docx
+++ b/_materials/docs/out/Акт № 3 от 15.08.2026 (период с 01.05.2026 по 31.07.2026).docx
@@ -72,7 +72,7 @@
           <w:b w:val="0"/>
           <w:i w:val="0"/>
         </w:rPr>
-        <w:t>Заказчик: ООО «АНГЕЛ-ДЕНТ», ИНН 5012077543, КПП __________, 143968, Московская обл., г. Реутов, ул. Победы, д. 22, в лице генерального директора Геворкяна Санатрука Ивановича.</w:t>
+        <w:t>Заказчик: ООО «АНГЕЛ-ДЕНТ», ИНН 5012077543, КПП 504101001, 143968, Московская область, г. Реутов, ул. Победы, д. 22, помещение V, в лице коммерческого директора Наджарова Ашота Андриевича.</w:t>
       </w:r>
     </w:p>
     <w:p>
@@ -632,7 +632,7 @@
                 <w:b w:val="0"/>
                 <w:sz w:val="18"/>
               </w:rPr>
-              <w:t>ИНН 5012077543, КПП __________</w:t>
+              <w:t>ИНН 5012077543, КПП 504101001</w:t>
             </w:r>
           </w:p>
           <w:p>
@@ -656,7 +656,7 @@
                 <w:b w:val="0"/>
                 <w:sz w:val="18"/>
               </w:rPr>
-              <w:t>143968, Московская обл., г. Реутов, ул. Победы, д. 22</w:t>
+              <w:t>143968, Московская область, г. Реутов, ул. Победы, д. 22, помещение V</w:t>
             </w:r>
           </w:p>
           <w:p>
@@ -727,7 +727,7 @@
                 <w:b w:val="0"/>
                 <w:sz w:val="18"/>
               </w:rPr>
-              <w:t>Генеральный директор</w:t>
+              <w:t>Коммерческий директор</w:t>
             </w:r>
           </w:p>
           <w:p>
@@ -739,7 +739,7 @@
                 <w:b w:val="0"/>
                 <w:sz w:val="18"/>
               </w:rPr>
-              <w:t>_______________ / Геворкян С. И. /</w:t>
+              <w:t>_______________ / Наджаров А. А. /</w:t>
             </w:r>
           </w:p>
           <w:p>

--- a/_materials/docs/out/Акт № 3 от 15.08.2026 (период с 01.05.2026 по 31.07.2026).docx
+++ b/_materials/docs/out/Акт № 3 от 15.08.2026 (период с 01.05.2026 по 31.07.2026).docx
@@ -72,7 +72,7 @@
           <w:b w:val="0"/>
           <w:i w:val="0"/>
         </w:rPr>
-        <w:t>Заказчик: ООО «АНГЕЛ-ДЕНТ», ИНН 5012077543, КПП 504101001, 143968, Московская область, г. Реутов, ул. Победы, д. 22, помещение V, в лице коммерческого директора Наджарова Ашота Андриевича.</w:t>
+        <w:t>Заказчик: ООО «АНГЕЛ-ДЕНТ», ИНН 5012077543, КПП 504101001, 143968, Московская область, г. Реутов, ул. Победы, д. 22, помещение V, в лице генерального директора Геворкяна Санатрука Ивановича.</w:t>
       </w:r>
     </w:p>
     <w:p>
@@ -727,7 +727,7 @@
                 <w:b w:val="0"/>
                 <w:sz w:val="18"/>
               </w:rPr>
-              <w:t>Коммерческий директор</w:t>
+              <w:t>Генеральный директор</w:t>
             </w:r>
           </w:p>
           <w:p>
@@ -739,7 +739,7 @@
                 <w:b w:val="0"/>
                 <w:sz w:val="18"/>
               </w:rPr>
-              <w:t>_______________ / Наджаров А. А. /</w:t>
+              <w:t>_______________ / Геворкян С. И. /</w:t>
             </w:r>
           </w:p>
           <w:p>

--- a/_materials/docs/out/Акт № 3 от 15.08.2026 (период с 01.05.2026 по 31.07.2026).docx
+++ b/_materials/docs/out/Акт № 3 от 15.08.2026 (период с 01.05.2026 по 31.07.2026).docx
@@ -72,7 +72,7 @@
           <w:b w:val="0"/>
           <w:i w:val="0"/>
         </w:rPr>
-        <w:t>Заказчик: ООО «АНГЕЛ-ДЕНТ», ИНН 5012077543, КПП 504101001, 143968, Московская область, г. Реутов, ул. Победы, д. 22, помещение V, в лице генерального директора Геворкяна Санатрука Ивановича.</w:t>
+        <w:t>Заказчик: ООО «АНГЕЛ-ДЕНТ», ИНН 5012077543, КПП 504101001, 143968, Московская область, г. Реутов, ул. Победы, д. 22, помещение V, в лице коммерческого директора Наджарова Ашота Андриевича.</w:t>
       </w:r>
     </w:p>
     <w:p>
@@ -727,7 +727,7 @@
                 <w:b w:val="0"/>
                 <w:sz w:val="18"/>
               </w:rPr>
-              <w:t>Генеральный директор</w:t>
+              <w:t>Коммерческий директор</w:t>
             </w:r>
           </w:p>
           <w:p>
@@ -739,7 +739,7 @@
                 <w:b w:val="0"/>
                 <w:sz w:val="18"/>
               </w:rPr>
-              <w:t>_______________ / Геворкян С. И. /</w:t>
+              <w:t>_______________ / Наджаров А. А. /</w:t>
             </w:r>
           </w:p>
           <w:p>

--- a/_materials/docs/out/Акт № 3 от 15.08.2026 (период с 01.05.2026 по 31.07.2026).docx
+++ b/_materials/docs/out/Акт № 3 от 15.08.2026 (период с 01.05.2026 по 31.07.2026).docx
@@ -581,18 +581,6 @@
               <w:t>_______________ / Зайдель А. П. /</w:t>
             </w:r>
           </w:p>
-          <w:p>
-            <w:pPr>
-              <w:spacing w:after="0"/>
-            </w:pPr>
-            <w:r>
-              <w:rPr>
-                <w:b w:val="0"/>
-                <w:sz w:val="18"/>
-              </w:rPr>
-              <w:t>М.П. (при наличии)</w:t>
-            </w:r>
-          </w:p>
         </w:tc>
         <w:tc>
           <w:tcPr>

--- a/_materials/docs/out/Акт № 3 от 15.08.2026 (период с 01.05.2026 по 31.07.2026).docx
+++ b/_materials/docs/out/Акт № 3 от 15.08.2026 (период с 01.05.2026 по 31.07.2026).docx
@@ -109,15 +109,16 @@
         <w:tblStyle w:val="TableGrid"/>
         <w:tblW w:type="auto" w:w="0"/>
         <w:jc w:val="center"/>
+        <w:tblLayout w:type="fixed"/>
         <w:tblLook w:firstColumn="1" w:firstRow="1" w:lastColumn="0" w:lastRow="0" w:noHBand="0" w:noVBand="1" w:val="04A0"/>
       </w:tblPr>
       <w:tblGrid>
-        <w:gridCol w:w="1662"/>
-        <w:gridCol w:w="1662"/>
-        <w:gridCol w:w="1662"/>
-        <w:gridCol w:w="1662"/>
-        <w:gridCol w:w="1662"/>
-        <w:gridCol w:w="1662"/>
+        <w:gridCol w:w="567"/>
+        <w:gridCol w:w="4762"/>
+        <w:gridCol w:w="907"/>
+        <w:gridCol w:w="793"/>
+        <w:gridCol w:w="1474"/>
+        <w:gridCol w:w="1474"/>
       </w:tblGrid>
       <w:tr>
         <w:tc>
@@ -141,7 +142,7 @@
         </w:tc>
         <w:tc>
           <w:tcPr>
-            <w:tcW w:type="dxa" w:w="4876"/>
+            <w:tcW w:type="dxa" w:w="4762"/>
           </w:tcPr>
           <w:p>
             <w:pPr>
@@ -257,7 +258,7 @@
         </w:tc>
         <w:tc>
           <w:tcPr>
-            <w:tcW w:type="dxa" w:w="4876"/>
+            <w:tcW w:type="dxa" w:w="4762"/>
           </w:tcPr>
           <w:p>
             <w:pPr>
